--- a/documentacion/Justificacion_Stack_Alex_Quishpe.docx
+++ b/documentacion/Justificacion_Stack_Alex_Quishpe.docx
@@ -16,27 +16,7 @@
           <w:sz w:val="40"/>
           <w:lang w:val="es-MX"/>
         </w:rPr>
-        <w:t xml:space="preserve">Selección y justificación del </w:t>
-      </w:r>
-      <w:proofErr w:type="spellStart"/>
-      <w:r>
-        <w:rPr>
-          <w:b/>
-          <w:color w:val="1F3864"/>
-          <w:sz w:val="40"/>
-          <w:lang w:val="es-MX"/>
-        </w:rPr>
-        <w:t>stack</w:t>
-      </w:r>
-      <w:proofErr w:type="spellEnd"/>
-      <w:r>
-        <w:rPr>
-          <w:b/>
-          <w:color w:val="1F3864"/>
-          <w:sz w:val="40"/>
-          <w:lang w:val="es-MX"/>
-        </w:rPr>
-        <w:t xml:space="preserve"> tecnológico</w:t>
+        <w:t>Selección y justificación del stack tecnológico</w:t>
       </w:r>
     </w:p>
     <w:p>
@@ -90,34 +70,14 @@
       <w:pPr>
         <w:spacing w:before="80" w:after="80"/>
       </w:pPr>
-      <w:proofErr w:type="spellStart"/>
       <w:r>
         <w:rPr>
           <w:b/>
           <w:color w:val="1F3864"/>
           <w:sz w:val="26"/>
         </w:rPr>
-        <w:t>Resumen</w:t>
+        <w:t>Resumen del stack elegido</w:t>
       </w:r>
-      <w:proofErr w:type="spellEnd"/>
-      <w:r>
-        <w:rPr>
-          <w:b/>
-          <w:color w:val="1F3864"/>
-          <w:sz w:val="26"/>
-        </w:rPr>
-        <w:t xml:space="preserve"> del stack </w:t>
-      </w:r>
-      <w:proofErr w:type="spellStart"/>
-      <w:r>
-        <w:rPr>
-          <w:b/>
-          <w:color w:val="1F3864"/>
-          <w:sz w:val="26"/>
-        </w:rPr>
-        <w:t>elegido</w:t>
-      </w:r>
-      <w:proofErr w:type="spellEnd"/>
     </w:p>
     <w:tbl>
       <w:tblPr>
@@ -237,16 +197,8 @@
               <w:rPr>
                 <w:sz w:val="19"/>
               </w:rPr>
-              <w:t xml:space="preserve">Modelo de </w:t>
+              <w:t>Modelo de lenguaje</w:t>
             </w:r>
-            <w:proofErr w:type="spellStart"/>
-            <w:r>
-              <w:rPr>
-                <w:sz w:val="19"/>
-              </w:rPr>
-              <w:t>lenguaje</w:t>
-            </w:r>
-            <w:proofErr w:type="spellEnd"/>
           </w:p>
         </w:tc>
         <w:tc>
@@ -324,23 +276,7 @@
                 <w:sz w:val="19"/>
                 <w:lang w:val="es-MX"/>
               </w:rPr>
-              <w:t xml:space="preserve">Open </w:t>
-            </w:r>
-            <w:proofErr w:type="spellStart"/>
-            <w:r>
-              <w:rPr>
-                <w:sz w:val="19"/>
-                <w:lang w:val="es-MX"/>
-              </w:rPr>
-              <w:t>source</w:t>
-            </w:r>
-            <w:proofErr w:type="spellEnd"/>
-            <w:r>
-              <w:rPr>
-                <w:sz w:val="19"/>
-                <w:lang w:val="es-MX"/>
-              </w:rPr>
-              <w:t>, local y con metadatos para citar</w:t>
+              <w:t>Open source, local y con metadatos para citar</w:t>
             </w:r>
           </w:p>
         </w:tc>
@@ -521,14 +457,12 @@
             <w:tcW w:w="2880" w:type="dxa"/>
           </w:tcPr>
           <w:p>
-            <w:proofErr w:type="spellStart"/>
             <w:r>
               <w:rPr>
                 <w:sz w:val="19"/>
               </w:rPr>
               <w:t>Interfaz</w:t>
             </w:r>
-            <w:proofErr w:type="spellEnd"/>
           </w:p>
         </w:tc>
         <w:tc>
@@ -570,14 +504,12 @@
             <w:tcW w:w="2880" w:type="dxa"/>
           </w:tcPr>
           <w:p>
-            <w:proofErr w:type="spellStart"/>
             <w:r>
               <w:rPr>
                 <w:sz w:val="19"/>
               </w:rPr>
               <w:t>Evaluación</w:t>
             </w:r>
-            <w:proofErr w:type="spellEnd"/>
           </w:p>
         </w:tc>
         <w:tc>
@@ -754,25 +686,7 @@
                 <w:color w:val="2E7D32"/>
                 <w:sz w:val="19"/>
               </w:rPr>
-              <w:t xml:space="preserve">✔ </w:t>
-            </w:r>
-            <w:proofErr w:type="spellStart"/>
-            <w:r>
-              <w:rPr>
-                <w:b/>
-                <w:color w:val="2E7D32"/>
-                <w:sz w:val="19"/>
-              </w:rPr>
-              <w:t>Groq</w:t>
-            </w:r>
-            <w:proofErr w:type="spellEnd"/>
-            <w:r>
-              <w:rPr>
-                <w:b/>
-                <w:color w:val="2E7D32"/>
-                <w:sz w:val="19"/>
-              </w:rPr>
-              <w:t xml:space="preserve"> · Llama 3.1 8B</w:t>
+              <w:t>✔ Groq · Llama 3.1 8B</w:t>
             </w:r>
           </w:p>
         </w:tc>
@@ -913,21 +827,7 @@
               <w:rPr>
                 <w:sz w:val="19"/>
               </w:rPr>
-              <w:t>Llama local (</w:t>
-            </w:r>
-            <w:proofErr w:type="spellStart"/>
-            <w:r>
-              <w:rPr>
-                <w:sz w:val="19"/>
-              </w:rPr>
-              <w:t>Ollama</w:t>
-            </w:r>
-            <w:proofErr w:type="spellEnd"/>
-            <w:r>
-              <w:rPr>
-                <w:sz w:val="19"/>
-              </w:rPr>
-              <w:t>)</w:t>
+              <w:t>Llama local (Ollama)</w:t>
             </w:r>
           </w:p>
         </w:tc>
@@ -991,21 +891,7 @@
         <w:rPr>
           <w:lang w:val="es-MX"/>
         </w:rPr>
-        <w:t xml:space="preserve">Uso Gemini Flash-Lite por su calidad en español a costo cero, y dejo </w:t>
-      </w:r>
-      <w:proofErr w:type="spellStart"/>
-      <w:r>
-        <w:rPr>
-          <w:lang w:val="es-MX"/>
-        </w:rPr>
-        <w:t>Groq</w:t>
-      </w:r>
-      <w:proofErr w:type="spellEnd"/>
-      <w:r>
-        <w:rPr>
-          <w:lang w:val="es-MX"/>
-        </w:rPr>
-        <w:t xml:space="preserve"> con Llama 3.1 como alternativa de mayor cuota. Para responder a partir del contexto, un modelo ligero rinde bien, así que no hace falta uno de pago. Descarto Mistral gratis porque entrena con los datos, lo que no conviene con documentos institucionales.</w:t>
+        <w:t>Uso Gemini Flash-Lite por su calidad en español a costo cero, y dejo Groq con Llama 3.1 como alternativa de mayor cuota. Para responder a partir del contexto, un modelo ligero rinde bien, así que no hace falta uno de pago. Descarto Mistral gratis porque entrena con los datos, lo que no conviene con documentos institucionales.</w:t>
       </w:r>
     </w:p>
     <w:p>
@@ -1018,25 +904,7 @@
           <w:color w:val="1F3864"/>
           <w:sz w:val="28"/>
         </w:rPr>
-        <w:t xml:space="preserve">Base de </w:t>
-      </w:r>
-      <w:proofErr w:type="spellStart"/>
-      <w:r>
-        <w:rPr>
-          <w:b/>
-          <w:color w:val="1F3864"/>
-          <w:sz w:val="28"/>
-        </w:rPr>
-        <w:t>datos</w:t>
-      </w:r>
-      <w:proofErr w:type="spellEnd"/>
-      <w:r>
-        <w:rPr>
-          <w:b/>
-          <w:color w:val="1F3864"/>
-          <w:sz w:val="28"/>
-        </w:rPr>
-        <w:t xml:space="preserve"> vectorial</w:t>
+        <w:t>Base de datos vectorial</w:t>
       </w:r>
     </w:p>
     <w:tbl>
@@ -1132,23 +1000,7 @@
                 <w:sz w:val="19"/>
                 <w:lang w:val="es-MX"/>
               </w:rPr>
-              <w:t xml:space="preserve">Open </w:t>
-            </w:r>
-            <w:proofErr w:type="spellStart"/>
-            <w:r>
-              <w:rPr>
-                <w:sz w:val="19"/>
-                <w:lang w:val="es-MX"/>
-              </w:rPr>
-              <w:t>source</w:t>
-            </w:r>
-            <w:proofErr w:type="spellEnd"/>
-            <w:r>
-              <w:rPr>
-                <w:sz w:val="19"/>
-                <w:lang w:val="es-MX"/>
-              </w:rPr>
-              <w:t>, local y guarda metadatos (documento y página) para citar</w:t>
+              <w:t>Open source, local y guarda metadatos (documento y página) para citar</w:t>
             </w:r>
           </w:p>
         </w:tc>
@@ -1293,49 +1145,7 @@
         <w:rPr>
           <w:lang w:val="es-MX"/>
         </w:rPr>
-        <w:t xml:space="preserve">Uso </w:t>
-      </w:r>
-      <w:proofErr w:type="spellStart"/>
-      <w:r>
-        <w:rPr>
-          <w:lang w:val="es-MX"/>
-        </w:rPr>
-        <w:t>ChromaDB</w:t>
-      </w:r>
-      <w:proofErr w:type="spellEnd"/>
-      <w:r>
-        <w:rPr>
-          <w:lang w:val="es-MX"/>
-        </w:rPr>
-        <w:t xml:space="preserve">, ya que guarda los metadatos junto a cada fragmento, que es lo que permite citar la fuente, corre en local sin costo y se integra con </w:t>
-      </w:r>
-      <w:proofErr w:type="spellStart"/>
-      <w:r>
-        <w:rPr>
-          <w:lang w:val="es-MX"/>
-        </w:rPr>
-        <w:t>LangChain</w:t>
-      </w:r>
-      <w:proofErr w:type="spellEnd"/>
-      <w:r>
-        <w:rPr>
-          <w:lang w:val="es-MX"/>
-        </w:rPr>
-        <w:t xml:space="preserve">. FAISS no guarda metadatos con facilidad y </w:t>
-      </w:r>
-      <w:proofErr w:type="spellStart"/>
-      <w:r>
-        <w:rPr>
-          <w:lang w:val="es-MX"/>
-        </w:rPr>
-        <w:t>Pinecone</w:t>
-      </w:r>
-      <w:proofErr w:type="spellEnd"/>
-      <w:r>
-        <w:rPr>
-          <w:lang w:val="es-MX"/>
-        </w:rPr>
-        <w:t xml:space="preserve"> es de pago.</w:t>
+        <w:t>Uso ChromaDB, ya que guarda los metadatos junto a cada fragmento, que es lo que permite citar la fuente, corre en local sin costo y se integra con LangChain. FAISS no guarda metadatos con facilidad y Pinecone es de pago.</w:t>
       </w:r>
     </w:p>
     <w:p>
@@ -1352,38 +1162,7 @@
           <w:sz w:val="28"/>
           <w:lang w:val="es-MX"/>
         </w:rPr>
-        <w:t xml:space="preserve">Modelo de </w:t>
-      </w:r>
-      <w:proofErr w:type="spellStart"/>
-      <w:proofErr w:type="gramStart"/>
-      <w:r>
-        <w:rPr>
-          <w:b/>
-          <w:color w:val="1F3864"/>
-          <w:sz w:val="28"/>
-          <w:lang w:val="es-MX"/>
-        </w:rPr>
-        <w:t>embeddings</w:t>
-      </w:r>
-      <w:proofErr w:type="spellEnd"/>
-      <w:r>
-        <w:rPr>
-          <w:b/>
-          <w:color w:val="1F3864"/>
-          <w:sz w:val="28"/>
-          <w:lang w:val="es-MX"/>
-        </w:rPr>
-        <w:t xml:space="preserve">  (</w:t>
-      </w:r>
-      <w:proofErr w:type="gramEnd"/>
-      <w:r>
-        <w:rPr>
-          <w:b/>
-          <w:color w:val="1F3864"/>
-          <w:sz w:val="28"/>
-          <w:lang w:val="es-MX"/>
-        </w:rPr>
-        <w:t>prueba propia)</w:t>
+        <w:t>Modelo de embeddings  (prueba propia)</w:t>
       </w:r>
     </w:p>
     <w:p>
@@ -1565,19 +1344,11 @@
         </w:rPr>
         <w:t xml:space="preserve">Elección.  </w:t>
       </w:r>
-      <w:proofErr w:type="spellStart"/>
       <w:r>
         <w:rPr>
           <w:lang w:val="es-MX"/>
         </w:rPr>
-        <w:t>paraphrase-multilingual-MiniLM</w:t>
-      </w:r>
-      <w:proofErr w:type="spellEnd"/>
-      <w:r>
-        <w:rPr>
-          <w:lang w:val="es-MX"/>
-        </w:rPr>
-        <w:t>, ya que es multilingüe, alcanza la misma precisión que e5 en la prueba y es más liviano y rápido. Si se quiere exprimir más calidad con los reglamentos reales, basta cambiar una línea (Wang et al., 2024).</w:t>
+        <w:t>paraphrase-multilingual-MiniLM, ya que es multilingüe, alcanza la misma precisión que e5 en la prueba y es más liviano y rápido. Si se quiere exprimir más calidad con los reglamentos reales, basta cambiar una línea.</w:t>
       </w:r>
     </w:p>
     <w:p>
@@ -1594,27 +1365,7 @@
           <w:sz w:val="28"/>
           <w:lang w:val="es-MX"/>
         </w:rPr>
-        <w:t xml:space="preserve">Lector de </w:t>
-      </w:r>
-      <w:proofErr w:type="gramStart"/>
-      <w:r>
-        <w:rPr>
-          <w:b/>
-          <w:color w:val="1F3864"/>
-          <w:sz w:val="28"/>
-          <w:lang w:val="es-MX"/>
-        </w:rPr>
-        <w:t>PDF  (</w:t>
-      </w:r>
-      <w:proofErr w:type="gramEnd"/>
-      <w:r>
-        <w:rPr>
-          <w:b/>
-          <w:color w:val="1F3864"/>
-          <w:sz w:val="28"/>
-          <w:lang w:val="es-MX"/>
-        </w:rPr>
-        <w:t>prueba propia)</w:t>
+        <w:t>Lector de PDF  (prueba propia)</w:t>
       </w:r>
     </w:p>
     <w:tbl>
@@ -1635,7 +1386,6 @@
             <w:shd w:val="clear" w:color="auto" w:fill="1F3864"/>
           </w:tcPr>
           <w:p>
-            <w:proofErr w:type="spellStart"/>
             <w:r>
               <w:rPr>
                 <w:b/>
@@ -1644,7 +1394,6 @@
               </w:rPr>
               <w:t>Herramienta</w:t>
             </w:r>
-            <w:proofErr w:type="spellEnd"/>
           </w:p>
         </w:tc>
         <w:tc>
@@ -1784,40 +1533,11 @@
         </w:rPr>
         <w:t xml:space="preserve">Elección.  </w:t>
       </w:r>
-      <w:proofErr w:type="spellStart"/>
       <w:r>
         <w:rPr>
           <w:lang w:val="es-MX"/>
         </w:rPr>
-        <w:t>PyMuPDF</w:t>
-      </w:r>
-      <w:proofErr w:type="spellEnd"/>
-      <w:r>
-        <w:rPr>
-          <w:lang w:val="es-MX"/>
-        </w:rPr>
-        <w:t xml:space="preserve">, ya que extrae el mismo texto unas 2,3 veces más rápido que </w:t>
-      </w:r>
-      <w:proofErr w:type="spellStart"/>
-      <w:r>
-        <w:rPr>
-          <w:lang w:val="es-MX"/>
-        </w:rPr>
-        <w:t>pypdf</w:t>
-      </w:r>
-      <w:proofErr w:type="spellEnd"/>
-      <w:r>
-        <w:rPr>
-          <w:lang w:val="es-MX"/>
-        </w:rPr>
-        <w:t xml:space="preserve"> y entrega las coordenadas de cada bloque, útiles para ubicar la cita en la </w:t>
-      </w:r>
-      <w:proofErr w:type="gramStart"/>
-      <w:r>
-        <w:rPr>
-          <w:lang w:val="es-MX"/>
-        </w:rPr>
-        <w:t xml:space="preserve">página </w:t>
+        <w:t xml:space="preserve">PyMuPDF, ya que extrae el mismo texto unas 2,3 veces más rápido que pypdf y entrega las coordenadas de cada bloque, útiles para ubicar la cita en la página </w:t>
       </w:r>
       <w:r>
         <w:rPr>
@@ -1825,7 +1545,6 @@
         </w:rPr>
         <w:t>.</w:t>
       </w:r>
-      <w:proofErr w:type="gramEnd"/>
     </w:p>
     <w:p>
       <w:pPr>
@@ -1862,78 +1581,14 @@
         <w:rPr>
           <w:lang w:val="es-MX"/>
         </w:rPr>
-        <w:t xml:space="preserve">Uso </w:t>
-      </w:r>
-      <w:proofErr w:type="spellStart"/>
-      <w:r>
-        <w:rPr>
-          <w:lang w:val="es-MX"/>
-        </w:rPr>
-        <w:t>LangChain</w:t>
-      </w:r>
-      <w:proofErr w:type="spellEnd"/>
-      <w:r>
-        <w:rPr>
-          <w:lang w:val="es-MX"/>
-        </w:rPr>
-        <w:t xml:space="preserve">, ya que es el </w:t>
-      </w:r>
-      <w:proofErr w:type="spellStart"/>
-      <w:r>
-        <w:rPr>
-          <w:lang w:val="es-MX"/>
-        </w:rPr>
-        <w:t>framework</w:t>
-      </w:r>
-      <w:proofErr w:type="spellEnd"/>
-      <w:r>
-        <w:rPr>
-          <w:lang w:val="es-MX"/>
-        </w:rPr>
-        <w:t xml:space="preserve"> estándar para armar el flujo de RAG (fragmentación, recuperación y construcción del </w:t>
-      </w:r>
-      <w:proofErr w:type="spellStart"/>
-      <w:r>
-        <w:rPr>
-          <w:lang w:val="es-MX"/>
-        </w:rPr>
-        <w:t>prompt</w:t>
-      </w:r>
-      <w:proofErr w:type="spellEnd"/>
-      <w:r>
-        <w:rPr>
-          <w:lang w:val="es-MX"/>
-        </w:rPr>
-        <w:t xml:space="preserve">) y se integra tanto con </w:t>
-      </w:r>
-      <w:proofErr w:type="spellStart"/>
-      <w:r>
-        <w:rPr>
-          <w:lang w:val="es-MX"/>
-        </w:rPr>
-        <w:t>ChromaDB</w:t>
-      </w:r>
-      <w:proofErr w:type="spellEnd"/>
-      <w:r>
-        <w:rPr>
-          <w:lang w:val="es-MX"/>
-        </w:rPr>
-        <w:t xml:space="preserve"> como con RAGAS, así no </w:t>
+        <w:t xml:space="preserve">Uso LangChain, ya que es el framework estándar para armar el flujo de RAG (fragmentación, recuperación y construcción del prompt) y se integra tanto con ChromaDB como con RAGAS, así no </w:t>
       </w:r>
       <w:r>
         <w:rPr>
           <w:lang w:val="es-MX"/>
         </w:rPr>
-        <w:t xml:space="preserve">se necesita excesiva </w:t>
+        <w:t>se necesita excesiva configuracion</w:t>
       </w:r>
-      <w:proofErr w:type="spellStart"/>
-      <w:r>
-        <w:rPr>
-          <w:lang w:val="es-MX"/>
-        </w:rPr>
-        <w:t>configuracion</w:t>
-      </w:r>
-      <w:proofErr w:type="spellEnd"/>
       <w:r>
         <w:rPr>
           <w:lang w:val="es-MX"/>
@@ -2120,61 +1775,11 @@
         <w:lastRenderedPageBreak/>
         <w:t xml:space="preserve">Elección.  </w:t>
       </w:r>
-      <w:proofErr w:type="spellStart"/>
       <w:r>
         <w:rPr>
           <w:lang w:val="es-MX"/>
         </w:rPr>
-        <w:t>FastAPI</w:t>
-      </w:r>
-      <w:proofErr w:type="spellEnd"/>
-      <w:r>
-        <w:rPr>
-          <w:lang w:val="es-MX"/>
-        </w:rPr>
-        <w:t xml:space="preserve">, ya que es de 3 a 5 veces más rápido que Flask por ser asíncrono y genera la documentación de la API de forma automática, lo que facilita que cualquier </w:t>
-      </w:r>
-      <w:proofErr w:type="spellStart"/>
-      <w:r>
-        <w:rPr>
-          <w:lang w:val="es-MX"/>
-        </w:rPr>
-        <w:t>frontend</w:t>
-      </w:r>
-      <w:proofErr w:type="spellEnd"/>
-      <w:r>
-        <w:rPr>
-          <w:lang w:val="es-MX"/>
-        </w:rPr>
-        <w:t xml:space="preserve"> la consuma (</w:t>
-      </w:r>
-      <w:proofErr w:type="spellStart"/>
-      <w:r>
-        <w:rPr>
-          <w:lang w:val="es-MX"/>
-        </w:rPr>
-        <w:t>FastAPI</w:t>
-      </w:r>
-      <w:proofErr w:type="spellEnd"/>
-      <w:r>
-        <w:rPr>
-          <w:lang w:val="es-MX"/>
-        </w:rPr>
-        <w:t xml:space="preserve"> </w:t>
-      </w:r>
-      <w:proofErr w:type="spellStart"/>
-      <w:r>
-        <w:rPr>
-          <w:lang w:val="es-MX"/>
-        </w:rPr>
-        <w:t>Benchmarks</w:t>
-      </w:r>
-      <w:proofErr w:type="spellEnd"/>
-      <w:r>
-        <w:rPr>
-          <w:lang w:val="es-MX"/>
-        </w:rPr>
-        <w:t>).</w:t>
+        <w:t>FastAPI, ya que es de 3 a 5 veces más rápido que Flask por ser asíncrono y genera la documentación de la API de forma automática, lo que facilita que cualquier frontend la consuma (FastAPI Benchmarks).</w:t>
       </w:r>
     </w:p>
     <w:p>
@@ -2208,75 +1813,11 @@
         </w:rPr>
         <w:t xml:space="preserve">Elección.  </w:t>
       </w:r>
-      <w:proofErr w:type="spellStart"/>
       <w:r>
         <w:rPr>
           <w:lang w:val="es-MX"/>
         </w:rPr>
-        <w:t>Streamlit</w:t>
-      </w:r>
-      <w:proofErr w:type="spellEnd"/>
-      <w:r>
-        <w:rPr>
-          <w:lang w:val="es-MX"/>
-        </w:rPr>
-        <w:t xml:space="preserve"> para el prototipo, ya que permite armar el chat y el panel en Python, sin un </w:t>
-      </w:r>
-      <w:proofErr w:type="spellStart"/>
-      <w:r>
-        <w:rPr>
-          <w:lang w:val="es-MX"/>
-        </w:rPr>
-        <w:t>frontend</w:t>
-      </w:r>
-      <w:proofErr w:type="spellEnd"/>
-      <w:r>
-        <w:rPr>
-          <w:lang w:val="es-MX"/>
-        </w:rPr>
-        <w:t xml:space="preserve"> aparte. A futuro, la misma lógica se expone por la API de </w:t>
-      </w:r>
-      <w:proofErr w:type="spellStart"/>
-      <w:r>
-        <w:rPr>
-          <w:lang w:val="es-MX"/>
-        </w:rPr>
-        <w:t>FastAPI</w:t>
-      </w:r>
-      <w:proofErr w:type="spellEnd"/>
-      <w:r>
-        <w:rPr>
-          <w:lang w:val="es-MX"/>
-        </w:rPr>
-        <w:t xml:space="preserve">, así un </w:t>
-      </w:r>
-      <w:proofErr w:type="spellStart"/>
-      <w:r>
-        <w:rPr>
-          <w:lang w:val="es-MX"/>
-        </w:rPr>
-        <w:t>frontend</w:t>
-      </w:r>
-      <w:proofErr w:type="spellEnd"/>
-      <w:r>
-        <w:rPr>
-          <w:lang w:val="es-MX"/>
-        </w:rPr>
-        <w:t xml:space="preserve"> en </w:t>
-      </w:r>
-      <w:proofErr w:type="spellStart"/>
-      <w:r>
-        <w:rPr>
-          <w:lang w:val="es-MX"/>
-        </w:rPr>
-        <w:t>React</w:t>
-      </w:r>
-      <w:proofErr w:type="spellEnd"/>
-      <w:r>
-        <w:rPr>
-          <w:lang w:val="es-MX"/>
-        </w:rPr>
-        <w:t xml:space="preserve"> </w:t>
+        <w:t xml:space="preserve">Streamlit para el prototipo, ya que permite armar el chat y el panel en Python, sin un frontend aparte. A futuro, la misma lógica se expone por la API de FastAPI, así un frontend en React </w:t>
       </w:r>
       <w:r>
         <w:rPr>
@@ -2340,35 +1881,7 @@
         <w:rPr>
           <w:lang w:val="es-MX"/>
         </w:rPr>
-        <w:t>Cada herramienta (</w:t>
-      </w:r>
-      <w:proofErr w:type="spellStart"/>
-      <w:r>
-        <w:rPr>
-          <w:lang w:val="es-MX"/>
-        </w:rPr>
-        <w:t>embeddings</w:t>
-      </w:r>
-      <w:proofErr w:type="spellEnd"/>
-      <w:r>
-        <w:rPr>
-          <w:lang w:val="es-MX"/>
-        </w:rPr>
-        <w:t xml:space="preserve">, base vectorial, LLM, lector de PDF) está aislada detrás de una interfaz, así cambiar una no afecta al resto. Esto permitió comparar y cambiar el LLM de Gemini a </w:t>
-      </w:r>
-      <w:proofErr w:type="spellStart"/>
-      <w:r>
-        <w:rPr>
-          <w:lang w:val="es-MX"/>
-        </w:rPr>
-        <w:t>Groq</w:t>
-      </w:r>
-      <w:proofErr w:type="spellEnd"/>
-      <w:r>
-        <w:rPr>
-          <w:lang w:val="es-MX"/>
-        </w:rPr>
-        <w:t xml:space="preserve"> tocando un solo archivo.</w:t>
+        <w:t>Cada herramienta (embeddings, base vectorial, LLM, lector de PDF) está aislada detrás de una interfaz, así cambiar una no afecta al resto. Esto permitió comparar y cambiar el LLM de Gemini a Groq tocando un solo archivo.</w:t>
       </w:r>
     </w:p>
     <w:p>
@@ -2382,23 +1895,7 @@
           <w:b/>
           <w:lang w:val="es-MX"/>
         </w:rPr>
-        <w:t>Tamaño de fragmento (</w:t>
-      </w:r>
-      <w:proofErr w:type="spellStart"/>
-      <w:r>
-        <w:rPr>
-          <w:b/>
-          <w:lang w:val="es-MX"/>
-        </w:rPr>
-        <w:t>chunk</w:t>
-      </w:r>
-      <w:proofErr w:type="spellEnd"/>
-      <w:r>
-        <w:rPr>
-          <w:b/>
-          <w:lang w:val="es-MX"/>
-        </w:rPr>
-        <w:t xml:space="preserve">) = 500. </w:t>
+        <w:t xml:space="preserve">Tamaño de fragmento (chunk) = 500. </w:t>
       </w:r>
       <w:r>
         <w:rPr>
@@ -2410,6 +1907,9 @@
     <w:p>
       <w:pPr>
         <w:spacing w:after="60"/>
+        <w:rPr>
+          <w:lang w:val="es-MX"/>
+        </w:rPr>
       </w:pPr>
     </w:p>
     <w:sectPr>
